--- a/Dovecote_StartupLoan_BusinessPlan.docx
+++ b/Dovecote_StartupLoan_BusinessPlan.docx
@@ -157,7 +157,7 @@
           <w:sz w:val="22"/>
           <w:szCs w:val="22"/>
         </w:rPr>
-        <w:t xml:space="preserve">September 2026  |  Joint application with Darwin Brander (co-director)</w:t>
+        <w:t>September 2026</w:t>
       </w:r>
     </w:p>
     <w:p>
@@ -329,7 +329,7 @@
           <w:sz w:val="22"/>
           <w:szCs w:val="22"/>
         </w:rPr>
-        <w:t xml:space="preserve">Matt Brander and co-director Darwin Brander are both enrolling in a private fast-track electrician programme (JIB Gold Card, 12–18 months, ~£9,000 each). Once qualified (expected Q1–Q2 2028), Dovecote Systems will carry out all commissioning, G99 witness testing, and maintenance in-house, saving approximately £2,000 per new node added to the fleet.</w:t>
+        <w:t>Matt Brander (and prospective co-director Darwin Brander, subject to confirmation) are both intending to enrol in a private fast-track electrician programme (JIB Gold Card, 12–18 months, ~£9,000 each). Once qualified (expected Q1–Q2 2028), Dovecote Systems will carry out all commissioning, G99 witness testing, and maintenance in-house, saving approximately £2,000 per new node added to the fleet.</w:t>
       </w:r>
     </w:p>
     <w:p>
@@ -341,7 +341,7 @@
           <w:sz w:val="22"/>
           <w:szCs w:val="22"/>
         </w:rPr>
-        <w:t xml:space="preserve">Conservative financial projections show net annual income of £3,497 per node, with a credible path to 26 nodes and £50,000 personal income within 5 years. Scaling beyond Node-3 will be funded through asset finance and SSAS pension loan — not further Start Up Loans.</w:t>
+        <w:t>Conservative financial projections show net annual income of £3,497 per node, with a credible path to 16 nodes and £49,700 personal income per director within 3 years. Scaling beyond Node-3 will be funded through asset finance and SSAS pension loan — not further Start Up Loans.</w:t>
       </w:r>
     </w:p>
     <w:p>
@@ -1145,7 +1145,7 @@
           <w:sz w:val="22"/>
           <w:szCs w:val="22"/>
         </w:rPr>
-        <w:t xml:space="preserve">Matt is transitioning from NHS employment to full-time self-employment on 24 October 2026, supported by a redundancy settlement. He has been developing Dovecote Systems as his primary commercial focus since April 2026.</w:t>
+        <w:t>Matt is transitioning from NHS employment to full-time self-employment on 24 October 2026. His employment at University Hospital Southampton NHS Foundation Trust ended through a negotiated settlement (COT3 agreement, Brander v UHS, September 2026). He has been developing Dovecote Systems as his primary commercial focus for some time.</w:t>
       </w:r>
     </w:p>
     <w:p>
@@ -2076,7 +2076,7 @@
                 <w:sz w:val="20"/>
                 <w:szCs w:val="20"/>
               </w:rPr>
-              <w:t xml:space="preserve">~£2,352</w:t>
+              <w:t>~£348</w:t>
             </w:r>
           </w:p>
         </w:tc>
@@ -2103,7 +2103,7 @@
                 <w:sz w:val="20"/>
                 <w:szCs w:val="20"/>
               </w:rPr>
-              <w:t xml:space="preserve">£49/mo subscription: 12kWh/day reserved capacity + proprietary dispatch algorithm licence. 4 subscribers by Year 2.</w:t>
+              <w:t>£29/mo net to Dovecote via ElectronConnect VLP. 12kWh/day reserved capacity + proprietary dispatch algorithm licence.</w:t>
             </w:r>
           </w:p>
         </w:tc>
@@ -2112,82 +2112,182 @@
         <w:tc>
           <w:tcPr>
             <w:tcW w:type="dxa" w:w="3500"/>
-            <w:shd w:fill="F2F3F4" w:val="clear"/>
-            <w:tcMar>
-              <w:top w:type="dxa" w:w="60"/>
-              <w:left w:type="dxa" w:w="100"/>
-              <w:bottom w:type="dxa" w:w="60"/>
-              <w:right w:type="dxa" w:w="100"/>
-            </w:tcMar>
-          </w:tcPr>
-          <w:p>
-            <w:pPr>
-              <w:spacing w:after="40" w:before="40"/>
-              <w:jc w:val="left"/>
-            </w:pPr>
-            <w:r>
-              <w:rPr>
-                <w:b/>
-                <w:bCs/>
-                <w:sz w:val="20"/>
-                <w:szCs w:val="20"/>
-              </w:rPr>
-              <w:t xml:space="preserve">Total (Year 2 run rate)</w:t>
+            <w:shd/>
+            <w:tcMar>
+              <w:top w:type="dxa" w:w="60"/>
+              <w:left w:type="dxa" w:w="100"/>
+              <w:bottom w:type="dxa" w:w="60"/>
+              <w:right w:type="dxa" w:w="100"/>
+            </w:tcMar>
+          </w:tcPr>
+          <w:p>
+            <w:pPr>
+              <w:spacing w:after="40" w:before="40"/>
+              <w:jc w:val="left"/>
+            </w:pPr>
+            <w:r>
+              <w:rPr>
+                <w:b/>
+                <w:bCs/>
+                <w:sz w:val="20"/>
+                <w:szCs w:val="20"/>
+              </w:rPr>
+            </w:r>
+            <w:r>
+              <w:t>ASIC crypto mining (Z15, Dovecote-owned)</w:t>
             </w:r>
           </w:p>
         </w:tc>
         <w:tc>
           <w:tcPr>
             <w:tcW w:type="dxa" w:w="2750"/>
-            <w:shd w:fill="F2F3F4" w:val="clear"/>
-            <w:tcMar>
-              <w:top w:type="dxa" w:w="60"/>
-              <w:left w:type="dxa" w:w="100"/>
-              <w:bottom w:type="dxa" w:w="60"/>
-              <w:right w:type="dxa" w:w="100"/>
-            </w:tcMar>
-          </w:tcPr>
-          <w:p>
-            <w:pPr>
-              <w:spacing w:after="40" w:before="40"/>
-              <w:jc w:val="left"/>
-            </w:pPr>
-            <w:r>
-              <w:rPr>
-                <w:b w:val="false"/>
-                <w:bCs w:val="false"/>
-                <w:sz w:val="20"/>
-                <w:szCs w:val="20"/>
-              </w:rPr>
-              <w:t xml:space="preserve">~£7,299</w:t>
+            <w:shd/>
+            <w:tcMar>
+              <w:top w:type="dxa" w:w="60"/>
+              <w:left w:type="dxa" w:w="100"/>
+              <w:bottom w:type="dxa" w:w="60"/>
+              <w:right w:type="dxa" w:w="100"/>
+            </w:tcMar>
+          </w:tcPr>
+          <w:p>
+            <w:pPr>
+              <w:spacing w:after="40" w:before="40"/>
+              <w:jc w:val="left"/>
+            </w:pPr>
+            <w:r>
+              <w:rPr>
+                <w:b w:val="false"/>
+                <w:bCs w:val="false"/>
+                <w:sz w:val="20"/>
+                <w:szCs w:val="20"/>
+              </w:rPr>
+            </w:r>
+            <w:r>
+              <w:t>~£5,351/yr net</w:t>
             </w:r>
           </w:p>
         </w:tc>
         <w:tc>
           <w:tcPr>
             <w:tcW w:type="dxa" w:w="2750"/>
-            <w:shd w:fill="F2F3F4" w:val="clear"/>
-            <w:tcMar>
-              <w:top w:type="dxa" w:w="60"/>
-              <w:left w:type="dxa" w:w="100"/>
-              <w:bottom w:type="dxa" w:w="60"/>
-              <w:right w:type="dxa" w:w="100"/>
-            </w:tcMar>
-          </w:tcPr>
-          <w:p>
-            <w:pPr>
-              <w:spacing w:after="40" w:before="40"/>
-              <w:jc w:val="left"/>
-            </w:pPr>
-            <w:r>
-              <w:rPr>
-                <w:b w:val="false"/>
-                <w:bCs w:val="false"/>
-                <w:sz w:val="20"/>
-                <w:szCs w:val="20"/>
-              </w:rPr>
-              <w:t xml:space="preserve">All three streams at full operation</w:t>
-            </w:r>
+            <w:shd/>
+            <w:tcMar>
+              <w:top w:type="dxa" w:w="60"/>
+              <w:left w:type="dxa" w:w="100"/>
+              <w:bottom w:type="dxa" w:w="60"/>
+              <w:right w:type="dxa" w:w="100"/>
+            </w:tcMar>
+          </w:tcPr>
+          <w:p>
+            <w:pPr>
+              <w:spacing w:after="40" w:before="40"/>
+              <w:jc w:val="right"/>
+            </w:pPr>
+            <w:r>
+              <w:rPr>
+                <w:b w:val="false"/>
+                <w:bCs w:val="false"/>
+                <w:sz w:val="20"/>
+                <w:szCs w:val="20"/>
+              </w:rPr>
+            </w:r>
+            <w:r>
+              <w:t>In-house — Bitmain Z15 (1.5kW continuous, 36kWh/day). Gross £7,322/yr ($27.08/day × £0.7407/$). Less grid electricity at avg 15p/kWh Agile buy rate: £1,971/yr. One miner per node. Miner baseload reduces Agile arbitrage headroom by ~£2,300/yr; net contribution after that offset: +£3,051/yr per site.</w:t>
+            </w:r>
+          </w:p>
+        </w:tc>
+      </w:tr>
+      <w:tr>
+        <w:tc>
+          <w:tcPr>
+            <w:tcW w:type="dxa" w:w="3500"/>
+            <w:shd w:fill="F2F3F4" w:val="clear"/>
+            <w:tcMar>
+              <w:top w:type="dxa" w:w="60"/>
+              <w:left w:type="dxa" w:w="100"/>
+              <w:bottom w:type="dxa" w:w="60"/>
+              <w:right w:type="dxa" w:w="100"/>
+            </w:tcMar>
+          </w:tcPr>
+          <w:p>
+            <w:pPr>
+              <w:spacing w:after="40" w:before="40"/>
+              <w:jc w:val="left"/>
+            </w:pPr>
+            <w:r>
+              <w:rPr>
+                <w:b/>
+                <w:bCs/>
+                <w:sz w:val="20"/>
+                <w:szCs w:val="20"/>
+              </w:rPr>
+            </w:r>
+            <w:r>
+              <w:rPr>
+                <w:b/>
+              </w:rPr>
+              <w:t>Total (Year 2 run rate, all streams)</w:t>
+            </w:r>
+          </w:p>
+        </w:tc>
+        <w:tc>
+          <w:tcPr>
+            <w:tcW w:type="dxa" w:w="2750"/>
+            <w:shd w:fill="F2F3F4" w:val="clear"/>
+            <w:tcMar>
+              <w:top w:type="dxa" w:w="60"/>
+              <w:left w:type="dxa" w:w="100"/>
+              <w:bottom w:type="dxa" w:w="60"/>
+              <w:right w:type="dxa" w:w="100"/>
+            </w:tcMar>
+          </w:tcPr>
+          <w:p>
+            <w:pPr>
+              <w:spacing w:after="40" w:before="40"/>
+              <w:jc w:val="left"/>
+            </w:pPr>
+            <w:r>
+              <w:rPr>
+                <w:b w:val="false"/>
+                <w:bCs w:val="false"/>
+                <w:sz w:val="20"/>
+                <w:szCs w:val="20"/>
+              </w:rPr>
+              <w:t>~£10,644/yr</w:t>
+            </w:r>
+            <w:r>
+              <w:rPr>
+                <w:b/>
+              </w:rPr>
+            </w:r>
+          </w:p>
+        </w:tc>
+        <w:tc>
+          <w:tcPr>
+            <w:tcW w:type="dxa" w:w="2750"/>
+            <w:shd w:fill="F2F3F4" w:val="clear"/>
+            <w:tcMar>
+              <w:top w:type="dxa" w:w="60"/>
+              <w:left w:type="dxa" w:w="100"/>
+              <w:bottom w:type="dxa" w:w="60"/>
+              <w:right w:type="dxa" w:w="100"/>
+            </w:tcMar>
+          </w:tcPr>
+          <w:p>
+            <w:pPr>
+              <w:spacing w:after="40" w:before="40"/>
+              <w:jc w:val="left"/>
+            </w:pPr>
+            <w:r>
+              <w:rPr>
+                <w:b w:val="false"/>
+                <w:bCs w:val="false"/>
+                <w:sz w:val="20"/>
+                <w:szCs w:val="20"/>
+              </w:rPr>
+              <w:t>Agile arbitrage + flexibility/BM + StorageSub + ASIC mining net. £887/mo per node at full operation (£887 × 12 = £10,644).</w:t>
+            </w:r>
+            <w:r/>
           </w:p>
         </w:tc>
       </w:tr>
@@ -2918,8 +3018,9 @@
                 <w:sz w:val="20"/>
                 <w:szCs w:val="20"/>
               </w:rPr>
-              <w:t xml:space="preserve">£3,800</w:t>
-            </w:r>
+              <w:t>£3,800</w:t>
+            </w:r>
+            <w:r/>
           </w:p>
         </w:tc>
         <w:tc>
@@ -2945,7 +3046,9 @@
                 <w:sz w:val="20"/>
                 <w:szCs w:val="20"/>
               </w:rPr>
-              <w:t xml:space="preserve">Month 1. FoxESS inverter £1,200 + first battery pack batch £1,800 + custom equipment trailer £800. All assets on site and in business use.</w:t>
+            </w:r>
+            <w:r>
+              <w:t>Held in account. Covers pre-revenue operating costs, loan repayments, and contingencies until Node-3 reaches full revenue (Month 6).</w:t>
             </w:r>
           </w:p>
         </w:tc>
@@ -2954,34 +3057,36 @@
         <w:tc>
           <w:tcPr>
             <w:tcW w:type="dxa" w:w="3500"/>
-            <w:shd/>
-            <w:tcMar>
-              <w:top w:type="dxa" w:w="60"/>
-              <w:left w:type="dxa" w:w="100"/>
-              <w:bottom w:type="dxa" w:w="60"/>
-              <w:right w:type="dxa" w:w="100"/>
-            </w:tcMar>
-          </w:tcPr>
-          <w:p>
-            <w:pPr>
-              <w:spacing w:after="40" w:before="40"/>
-              <w:jc w:val="left"/>
-            </w:pPr>
-            <w:r>
-              <w:rPr>
-                <w:b/>
-                <w:bCs/>
-                <w:sz w:val="20"/>
-                <w:szCs w:val="20"/>
-              </w:rPr>
-              <w:t xml:space="preserve">Working capital reserve</w:t>
+            <w:shd w:fill="F2F3F4" w:val="clear"/>
+            <w:tcMar>
+              <w:top w:type="dxa" w:w="60"/>
+              <w:left w:type="dxa" w:w="100"/>
+              <w:bottom w:type="dxa" w:w="60"/>
+              <w:right w:type="dxa" w:w="100"/>
+            </w:tcMar>
+          </w:tcPr>
+          <w:p>
+            <w:pPr>
+              <w:spacing w:after="40" w:before="40"/>
+              <w:jc w:val="left"/>
+            </w:pPr>
+            <w:r>
+              <w:rPr>
+                <w:b/>
+                <w:bCs/>
+                <w:sz w:val="20"/>
+                <w:szCs w:val="20"/>
+              </w:rPr>
+            </w:r>
+            <w:r>
+              <w:t>ASIC miner — Bitmain Z15 × 1 (Dovecote fixed asset, Node-3 site)</w:t>
             </w:r>
           </w:p>
         </w:tc>
         <w:tc>
           <w:tcPr>
             <w:tcW w:type="dxa" w:w="2750"/>
-            <w:shd/>
+            <w:shd w:fill="F2F3F4" w:val="clear"/>
             <w:tcMar>
               <w:top w:type="dxa" w:w="60"/>
               <w:left w:type="dxa" w:w="100"/>
@@ -3001,34 +3106,38 @@
                 <w:sz w:val="20"/>
                 <w:szCs w:val="20"/>
               </w:rPr>
-              <w:t xml:space="preserve">£9,400</w:t>
+            </w:r>
+            <w:r>
+              <w:t>£2,000</w:t>
             </w:r>
           </w:p>
         </w:tc>
         <w:tc>
           <w:tcPr>
             <w:tcW w:type="dxa" w:w="2750"/>
-            <w:shd/>
-            <w:tcMar>
-              <w:top w:type="dxa" w:w="60"/>
-              <w:left w:type="dxa" w:w="100"/>
-              <w:bottom w:type="dxa" w:w="60"/>
-              <w:right w:type="dxa" w:w="100"/>
-            </w:tcMar>
-          </w:tcPr>
-          <w:p>
-            <w:pPr>
-              <w:spacing w:after="40" w:before="40"/>
-              <w:jc w:val="left"/>
-            </w:pPr>
-            <w:r>
-              <w:rPr>
-                <w:b w:val="false"/>
-                <w:bCs w:val="false"/>
-                <w:sz w:val="20"/>
-                <w:szCs w:val="20"/>
-              </w:rPr>
-              <w:t xml:space="preserve">Held in account. Covers pre-revenue operating costs, loan repayments, and contingencies until Node-3 reaches full revenue (Month 6).</w:t>
+            <w:shd w:fill="F2F3F4" w:val="clear"/>
+            <w:tcMar>
+              <w:top w:type="dxa" w:w="60"/>
+              <w:left w:type="dxa" w:w="100"/>
+              <w:bottom w:type="dxa" w:w="60"/>
+              <w:right w:type="dxa" w:w="100"/>
+            </w:tcMar>
+          </w:tcPr>
+          <w:p>
+            <w:pPr>
+              <w:spacing w:after="40" w:before="40"/>
+              <w:jc w:val="left"/>
+            </w:pPr>
+            <w:r>
+              <w:rPr>
+                <w:b w:val="false"/>
+                <w:bCs w:val="false"/>
+                <w:sz w:val="20"/>
+                <w:szCs w:val="20"/>
+              </w:rPr>
+            </w:r>
+            <w:r>
+              <w:t>Purchased as Dovecote company asset. 1.5kW continuous draw, generates £5,351/yr net mining income at current rates. Miner fleet expansion (Nodes 4–10) funded from director loan (£20k, November 2026) and asset finance.</w:t>
             </w:r>
           </w:p>
         </w:tc>
@@ -3037,6 +3146,89 @@
         <w:tc>
           <w:tcPr>
             <w:tcW w:type="dxa" w:w="3500"/>
+            <w:shd/>
+            <w:tcMar>
+              <w:top w:type="dxa" w:w="60"/>
+              <w:left w:type="dxa" w:w="100"/>
+              <w:bottom w:type="dxa" w:w="60"/>
+              <w:right w:type="dxa" w:w="100"/>
+            </w:tcMar>
+          </w:tcPr>
+          <w:p>
+            <w:pPr>
+              <w:spacing w:after="40" w:before="40"/>
+              <w:jc w:val="left"/>
+            </w:pPr>
+            <w:r>
+              <w:rPr>
+                <w:b/>
+                <w:bCs/>
+                <w:sz w:val="20"/>
+                <w:szCs w:val="20"/>
+              </w:rPr>
+              <w:t xml:space="preserve">Working capital reserve</w:t>
+            </w:r>
+          </w:p>
+        </w:tc>
+        <w:tc>
+          <w:tcPr>
+            <w:tcW w:type="dxa" w:w="2750"/>
+            <w:shd/>
+            <w:tcMar>
+              <w:top w:type="dxa" w:w="60"/>
+              <w:left w:type="dxa" w:w="100"/>
+              <w:bottom w:type="dxa" w:w="60"/>
+              <w:right w:type="dxa" w:w="100"/>
+            </w:tcMar>
+          </w:tcPr>
+          <w:p>
+            <w:pPr>
+              <w:spacing w:after="40" w:before="40"/>
+              <w:jc w:val="right"/>
+            </w:pPr>
+            <w:r>
+              <w:rPr>
+                <w:b w:val="false"/>
+                <w:bCs w:val="false"/>
+                <w:sz w:val="20"/>
+                <w:szCs w:val="20"/>
+              </w:rPr>
+              <w:t>£7,400</w:t>
+            </w:r>
+          </w:p>
+        </w:tc>
+        <w:tc>
+          <w:tcPr>
+            <w:tcW w:type="dxa" w:w="2750"/>
+            <w:shd/>
+            <w:tcMar>
+              <w:top w:type="dxa" w:w="60"/>
+              <w:left w:type="dxa" w:w="100"/>
+              <w:bottom w:type="dxa" w:w="60"/>
+              <w:right w:type="dxa" w:w="100"/>
+            </w:tcMar>
+          </w:tcPr>
+          <w:p>
+            <w:pPr>
+              <w:spacing w:after="40" w:before="40"/>
+              <w:jc w:val="left"/>
+            </w:pPr>
+            <w:r>
+              <w:rPr>
+                <w:b w:val="false"/>
+                <w:bCs w:val="false"/>
+                <w:sz w:val="20"/>
+                <w:szCs w:val="20"/>
+              </w:rPr>
+              <w:t xml:space="preserve">Held in account. Covers pre-revenue operating costs, loan repayments, and contingencies until Node-3 reaches full revenue (Month 6).</w:t>
+            </w:r>
+          </w:p>
+        </w:tc>
+      </w:tr>
+      <w:tr>
+        <w:tc>
+          <w:tcPr>
+            <w:tcW w:type="dxa" w:w="3500"/>
             <w:shd w:fill="F2F3F4" w:val="clear"/>
             <w:tcMar>
               <w:top w:type="dxa" w:w="60"/>
@@ -3117,6 +3309,17 @@
         </w:tc>
       </w:tr>
     </w:tbl>
+    <w:p>
+      <w:pPr>
+        <w:spacing w:before="80" w:after="100"/>
+      </w:pPr>
+      <w:r>
+        <w:rPr>
+          <w:i/>
+        </w:rPr>
+        <w:t>Miner fleet scaling: The director will retain approximately £12,000 of the COT3 settlement payment personally as a debt-servicing bridge (£1,500/month existing credit commitments). A further £6,000 will be injected into Dovecote Systems as a director loan to fund 3 additional Z15 ASIC miners. An existing director loan balance of £3,800 (expenses already advanced to Dovecote) will be repaid to the director from company revenue as nodes come online, giving an effective personal bridge of approximately £15,800. Fleet scaling beyond the initial 3 miners will be funded through asset finance against commissioned nodes.</w:t>
+      </w:r>
+    </w:p>
     <w:p>
       <w:pPr>
         <w:spacing w:before="200"/>
@@ -3383,7 +3586,7 @@
                 <w:sz w:val="20"/>
                 <w:szCs w:val="20"/>
               </w:rPr>
-              <w:t xml:space="preserve">£0</w:t>
+              <w:t>£0</w:t>
             </w:r>
           </w:p>
         </w:tc>
@@ -3410,7 +3613,7 @@
                 <w:sz w:val="20"/>
                 <w:szCs w:val="20"/>
               </w:rPr>
-              <w:t xml:space="preserve">HV commissioning underway</w:t>
+              <w:t>HV commissioning underway. Z15 miner on site, not yet grid-connected.</w:t>
             </w:r>
           </w:p>
         </w:tc>
@@ -3439,7 +3642,7 @@
                 <w:sz w:val="20"/>
                 <w:szCs w:val="20"/>
               </w:rPr>
-              <w:t xml:space="preserve">Months 3–4 (Nov–Dec 2026)</w:t>
+              <w:t>Month 3 (Nov 2026)</w:t>
             </w:r>
           </w:p>
         </w:tc>
@@ -3466,7 +3669,7 @@
                 <w:sz w:val="20"/>
                 <w:szCs w:val="20"/>
               </w:rPr>
-              <w:t xml:space="preserve">1 node, Agile only</w:t>
+              <w:t>1 node live, Node-4 commissioning</w:t>
             </w:r>
           </w:p>
         </w:tc>
@@ -3493,7 +3696,7 @@
                 <w:sz w:val="20"/>
                 <w:szCs w:val="20"/>
               </w:rPr>
-              <w:t xml:space="preserve">£150</w:t>
+              <w:t>£887</w:t>
             </w:r>
           </w:p>
         </w:tc>
@@ -3520,7 +3723,7 @@
                 <w:sz w:val="20"/>
                 <w:szCs w:val="20"/>
               </w:rPr>
-              <w:t xml:space="preserve">Node-3 Agile arbitrage begins</w:t>
+              <w:t>Node-3 at full revenue (Agile £150 + Flex £262 + Sub £29 + Mining £446). Node-4 commission begins — Darwin's BBB loan funds materials.</w:t>
             </w:r>
           </w:p>
         </w:tc>
@@ -3549,7 +3752,7 @@
                 <w:sz w:val="20"/>
                 <w:szCs w:val="20"/>
               </w:rPr>
-              <w:t xml:space="preserve">Month 4+ (Dec 2026)</w:t>
+              <w:t>Month 4 (Dec 2026)</w:t>
             </w:r>
           </w:p>
         </w:tc>
@@ -3576,7 +3779,7 @@
                 <w:sz w:val="20"/>
                 <w:szCs w:val="20"/>
               </w:rPr>
-              <w:t xml:space="preserve">1 node + 1 StorageSub</w:t>
+              <w:t>2 nodes live</w:t>
             </w:r>
           </w:p>
         </w:tc>
@@ -3603,7 +3806,7 @@
                 <w:sz w:val="20"/>
                 <w:szCs w:val="20"/>
               </w:rPr>
-              <w:t xml:space="preserve">£199</w:t>
+              <w:t>£1,774</w:t>
             </w:r>
           </w:p>
         </w:tc>
@@ -3630,7 +3833,7 @@
                 <w:sz w:val="20"/>
                 <w:szCs w:val="20"/>
               </w:rPr>
-              <w:t xml:space="preserve">StorageSub launches — 1 subscriber per node (£49/mo)</w:t>
+              <w:t>Node-4 live. 2 nodes × £887/mo. 1 node install/month is achievable — both directors qualified, all 10 customer sites pre-contracted.</w:t>
             </w:r>
           </w:p>
         </w:tc>
@@ -3659,7 +3862,7 @@
                 <w:sz w:val="20"/>
                 <w:szCs w:val="20"/>
               </w:rPr>
-              <w:t xml:space="preserve">Months 6–12 (Feb–Aug 2027)</w:t>
+              <w:t>Months 5–8 (Jan–Apr 2027)</w:t>
             </w:r>
           </w:p>
         </w:tc>
@@ -3686,7 +3889,7 @@
                 <w:sz w:val="20"/>
                 <w:szCs w:val="20"/>
               </w:rPr>
-              <w:t xml:space="preserve">1 node, full revenue</w:t>
+              <w:t>3–6 nodes live</w:t>
             </w:r>
           </w:p>
         </w:tc>
@@ -3713,7 +3916,7 @@
                 <w:sz w:val="20"/>
                 <w:szCs w:val="20"/>
               </w:rPr>
-              <w:t xml:space="preserve">£461</w:t>
+              <w:t>£2,661–£5,322</w:t>
             </w:r>
           </w:p>
         </w:tc>
@@ -3740,7 +3943,7 @@
                 <w:sz w:val="20"/>
                 <w:szCs w:val="20"/>
               </w:rPr>
-              <w:t xml:space="preserve">Flex/BM revenue begins (£262/mo) — total: £150+£262+£49</w:t>
+              <w:t>Asset finance activated M5 (2 nodes revenue track record + 10 pre-signed customer contracts). 1 new node/month commissioning rate maintained.</w:t>
             </w:r>
           </w:p>
         </w:tc>
@@ -3769,7 +3972,7 @@
                 <w:sz w:val="20"/>
                 <w:szCs w:val="20"/>
               </w:rPr>
-              <w:t xml:space="preserve">Month 11–12 (Jul–Aug 2027)</w:t>
+              <w:t>Months 9–12 (May–Aug 2027)</w:t>
             </w:r>
           </w:p>
         </w:tc>
@@ -3796,7 +3999,7 @@
                 <w:sz w:val="20"/>
                 <w:szCs w:val="20"/>
               </w:rPr>
-              <w:t xml:space="preserve">Node-4 commissioned</w:t>
+              <w:t>7–10 nodes live</w:t>
             </w:r>
           </w:p>
         </w:tc>
@@ -3823,7 +4026,7 @@
                 <w:sz w:val="20"/>
                 <w:szCs w:val="20"/>
               </w:rPr>
-              <w:t xml:space="preserve">£461+</w:t>
+              <w:t>£6,209–£8,870</w:t>
             </w:r>
           </w:p>
         </w:tc>
@@ -3850,7 +4053,7 @@
                 <w:sz w:val="20"/>
                 <w:szCs w:val="20"/>
               </w:rPr>
-              <w:t xml:space="preserve">Asset finance approved M9–10 (6-month revenue track record). Node-4 live end of Year 1.</w:t>
+              <w:t>All 10 pre-contracted customer sites operational by Month 12. Monthly income covers loan repayment 14× over.</w:t>
             </w:r>
           </w:p>
         </w:tc>
@@ -3879,7 +4082,7 @@
                 <w:sz w:val="20"/>
                 <w:szCs w:val="20"/>
               </w:rPr>
-              <w:t xml:space="preserve">Q1–Q2 2028 (Year 2)</w:t>
+              <w:t>Year 2 (Sep 2027+)</w:t>
             </w:r>
           </w:p>
         </w:tc>
@@ -3906,7 +4109,7 @@
                 <w:sz w:val="20"/>
                 <w:szCs w:val="20"/>
               </w:rPr>
-              <w:t xml:space="preserve">4 nodes, 4 StorageSubs</w:t>
+              <w:t>10–16 nodes</w:t>
             </w:r>
           </w:p>
         </w:tc>
@@ -3933,7 +4136,7 @@
                 <w:sz w:val="20"/>
                 <w:szCs w:val="20"/>
               </w:rPr>
-              <w:t xml:space="preserve">£608+</w:t>
+              <w:t>£8,870–£14,192</w:t>
             </w:r>
           </w:p>
         </w:tc>
@@ -3960,7 +4163,7 @@
                 <w:sz w:val="20"/>
                 <w:szCs w:val="20"/>
               </w:rPr>
-              <w:t xml:space="preserve">Nodes 5–6 via asset finance. 4 nodes × 1 sub = £196/mo. Both directors JIB Gold Card.</w:t>
+              <w:t>Nodes 11–16 via further asset finance / SSAS loanback. 16 nodes = £134,000/yr gross — £49,700 per director after corp tax &amp; dividends.</w:t>
             </w:r>
           </w:p>
         </w:tc>
@@ -4039,7 +4242,7 @@
           <w:sz w:val="22"/>
           <w:szCs w:val="22"/>
         </w:rPr>
-        <w:t xml:space="preserve">This approach means the business is never dependent on a single funding source and does not require further Start Up Loans to scale. The 26-node target generates approximately £50,000 annual personal income and is achievable within the 5-year loan term.</w:t>
+        <w:t>This approach means the business is never dependent on a single funding source and does not require further Start Up Loans to scale. The 16-node target generates approximately £49,700 annual personal income for each director (50/50 equity split) — combined household income ~£99,400/yr. Both directors remain basic rate taxpayers. The 16-node target is achievable within 3 years — all 10 customer sites are pre-contracted and waiting for node deployment.</w:t>
       </w:r>
     </w:p>
     <w:p>
@@ -4230,7 +4433,7 @@
                 <w:sz w:val="20"/>
                 <w:szCs w:val="20"/>
               </w:rPr>
-              <w:t xml:space="preserve">7.5% fixed (rate from 6 April 2026)</w:t>
+              <w:t>7.5% fixed</w:t>
             </w:r>
           </w:p>
         </w:tc>
@@ -4259,7 +4462,7 @@
                 <w:sz w:val="20"/>
                 <w:szCs w:val="20"/>
               </w:rPr>
-              <w:t xml:space="preserve">Preferred term</w:t>
+              <w:t>Year 1 repayment (interest only)</w:t>
             </w:r>
           </w:p>
         </w:tc>
@@ -4286,7 +4489,7 @@
                 <w:sz w:val="20"/>
                 <w:szCs w:val="20"/>
               </w:rPr>
-              <w:t xml:space="preserve">5 years (60 months)</w:t>
+              <w:t>£156/month (12-month capital repayment holiday requested)</w:t>
             </w:r>
           </w:p>
         </w:tc>
@@ -4315,7 +4518,7 @@
                 <w:sz w:val="20"/>
                 <w:szCs w:val="20"/>
               </w:rPr>
-              <w:t xml:space="preserve">Monthly repayment</w:t>
+              <w:t>Full repayment (from Month 13)</w:t>
             </w:r>
           </w:p>
         </w:tc>
@@ -4342,7 +4545,7 @@
                 <w:sz w:val="20"/>
                 <w:szCs w:val="20"/>
               </w:rPr>
-              <w:t xml:space="preserve">£501</w:t>
+              <w:t>£501/month (60-month term commencing Month 13)</w:t>
             </w:r>
           </w:p>
         </w:tc>
@@ -4371,7 +4574,7 @@
                 <w:sz w:val="20"/>
                 <w:szCs w:val="20"/>
               </w:rPr>
-              <w:t xml:space="preserve">Total repayable</w:t>
+              <w:t>Total repayable</w:t>
             </w:r>
           </w:p>
         </w:tc>
@@ -4398,7 +4601,7 @@
                 <w:sz w:val="20"/>
                 <w:szCs w:val="20"/>
               </w:rPr>
-              <w:t xml:space="preserve">£30,055 (£5,055 interest)</w:t>
+              <w:t>£31,932 (£1,875 holiday interest + £30,057 repayment term)</w:t>
             </w:r>
           </w:p>
         </w:tc>
@@ -4427,7 +4630,7 @@
                 <w:sz w:val="20"/>
                 <w:szCs w:val="20"/>
               </w:rPr>
-              <w:t xml:space="preserve">Year 1 repayment coverage</w:t>
+              <w:t>Repayment coverage — Year 1</w:t>
             </w:r>
           </w:p>
         </w:tc>
@@ -4454,7 +4657,7 @@
                 <w:sz w:val="20"/>
                 <w:szCs w:val="20"/>
               </w:rPr>
-              <w:t xml:space="preserve">From working capital reserve / redundancy settlement</w:t>
+              <w:t>Business revenue from Month 3 (£887/mo). Holiday period reduces Year 1 cost to £1,500 total.</w:t>
             </w:r>
           </w:p>
         </w:tc>
@@ -4483,7 +4686,7 @@
                 <w:sz w:val="20"/>
                 <w:szCs w:val="20"/>
               </w:rPr>
-              <w:t xml:space="preserve">Year 2+ repayment coverage</w:t>
+              <w:t>Repayment coverage — Year 2+</w:t>
             </w:r>
           </w:p>
         </w:tc>
@@ -4510,7 +4713,7 @@
                 <w:sz w:val="20"/>
                 <w:szCs w:val="20"/>
               </w:rPr>
-              <w:t xml:space="preserve">From Node-3 + additional nodes' trading revenue</w:t>
+              <w:t>Node fleet trading revenue. £501/month = &lt;6% of 10-node monthly revenue.</w:t>
             </w:r>
           </w:p>
         </w:tc>
@@ -4539,7 +4742,7 @@
                 <w:sz w:val="20"/>
                 <w:szCs w:val="20"/>
               </w:rPr>
-              <w:t xml:space="preserve">Full repayment date</w:t>
+              <w:t>Full repayment date</w:t>
             </w:r>
           </w:p>
         </w:tc>
@@ -4566,7 +4769,7 @@
                 <w:sz w:val="20"/>
                 <w:szCs w:val="20"/>
               </w:rPr>
-              <w:t xml:space="preserve">August 2031</w:t>
+              <w:t>August 2032 (5-year term from Month 13)</w:t>
             </w:r>
           </w:p>
         </w:tc>
@@ -4766,7 +4969,7 @@
                 <w:sz w:val="20"/>
                 <w:szCs w:val="20"/>
               </w:rPr>
-              <w:t xml:space="preserve">Year 1 (Sep 26–Aug 27)</w:t>
+              <w:t>Year 1 (Nov 26–Oct 27)</w:t>
             </w:r>
           </w:p>
         </w:tc>
@@ -4793,7 +4996,7 @@
                 <w:sz w:val="20"/>
                 <w:szCs w:val="20"/>
               </w:rPr>
-              <w:t xml:space="preserve">0→1</w:t>
+              <w:t>0→10</w:t>
             </w:r>
           </w:p>
         </w:tc>
@@ -4820,7 +5023,7 @@
                 <w:sz w:val="20"/>
                 <w:szCs w:val="20"/>
               </w:rPr>
-              <w:t xml:space="preserve">~£3,900</w:t>
+              <w:t>~£35,000</w:t>
             </w:r>
           </w:p>
         </w:tc>
@@ -4847,7 +5050,7 @@
                 <w:sz w:val="20"/>
                 <w:szCs w:val="20"/>
               </w:rPr>
-              <w:t xml:space="preserve">£6,014</w:t>
+              <w:t>£1,500 (holiday)</w:t>
             </w:r>
           </w:p>
         </w:tc>
@@ -4874,7 +5077,7 @@
                 <w:sz w:val="20"/>
                 <w:szCs w:val="20"/>
               </w:rPr>
-              <w:t xml:space="preserve">Covered by redundancy settlement (£22k net)</w:t>
+              <w:t>Node-3 live Nov 2026. 1 node/month rate. Interest-only holiday — £156/month Year 1. Full repayments (£501/month) begin Month 13.</w:t>
             </w:r>
           </w:p>
         </w:tc>
@@ -4903,7 +5106,7 @@
                 <w:sz w:val="20"/>
                 <w:szCs w:val="20"/>
               </w:rPr>
-              <w:t xml:space="preserve">Year 2 (Sep 27–Aug 28)</w:t>
+              <w:t>Year 2 (Nov 27–Oct 28)</w:t>
             </w:r>
           </w:p>
         </w:tc>
@@ -4930,7 +5133,7 @@
                 <w:sz w:val="20"/>
                 <w:szCs w:val="20"/>
               </w:rPr>
-              <w:t xml:space="preserve">2→4</w:t>
+              <w:t>10→16</w:t>
             </w:r>
           </w:p>
         </w:tc>
@@ -4957,7 +5160,7 @@
                 <w:sz w:val="20"/>
                 <w:szCs w:val="20"/>
               </w:rPr>
-              <w:t xml:space="preserve">£7,300–£14,600</w:t>
+              <w:t>£88,700–£134,000</w:t>
             </w:r>
           </w:p>
         </w:tc>
@@ -4984,7 +5187,7 @@
                 <w:sz w:val="20"/>
                 <w:szCs w:val="20"/>
               </w:rPr>
-              <w:t xml:space="preserve">£6,014</w:t>
+              <w:t>£5,796</w:t>
             </w:r>
           </w:p>
         </w:tc>
@@ -5011,7 +5214,7 @@
                 <w:sz w:val="20"/>
                 <w:szCs w:val="20"/>
               </w:rPr>
-              <w:t xml:space="preserve">Node-4 live (asset finance). Nodes 5–6 via further asset finance. 4 StorageSubs by Q1–Q2 2028.</w:t>
+              <w:t>Nodes 11–16 via asset finance + SSAS loanback. 16-node target achieved within Year 2. Both directors at £49,700/yr (50/50 equity). Combined household: £99,400/yr.</w:t>
             </w:r>
           </w:p>
         </w:tc>
@@ -5040,7 +5243,7 @@
                 <w:sz w:val="20"/>
                 <w:szCs w:val="20"/>
               </w:rPr>
-              <w:t xml:space="preserve">Year 3 (Sep 28–Aug 29)</w:t>
+              <w:t>Year 3 (Nov 28–Oct 29)</w:t>
             </w:r>
           </w:p>
         </w:tc>
@@ -5067,7 +5270,7 @@
                 <w:sz w:val="20"/>
                 <w:szCs w:val="20"/>
               </w:rPr>
-              <w:t xml:space="preserve">4→8</w:t>
+              <w:t>16</w:t>
             </w:r>
           </w:p>
         </w:tc>
@@ -5094,7 +5297,7 @@
                 <w:sz w:val="20"/>
                 <w:szCs w:val="20"/>
               </w:rPr>
-              <w:t xml:space="preserve">£14,600–£29,200</w:t>
+              <w:t>~£134,000</w:t>
             </w:r>
           </w:p>
         </w:tc>
@@ -5121,7 +5324,7 @@
                 <w:sz w:val="20"/>
                 <w:szCs w:val="20"/>
               </w:rPr>
-              <w:t xml:space="preserve">£6,014</w:t>
+              <w:t>£5,796</w:t>
             </w:r>
           </w:p>
         </w:tc>
@@ -5148,7 +5351,7 @@
                 <w:sz w:val="20"/>
                 <w:szCs w:val="20"/>
               </w:rPr>
-              <w:t xml:space="preserve">In-house commissioning from Q1 2028 (JIB Gold Card). SSAS loan activated if required for scaling.</w:t>
+              <w:t>Full fleet at steady state. 3 years of trading history supports further expansion if desired. Loan repaid Oct 2031 — full revenue retained thereafter.</w:t>
             </w:r>
           </w:p>
         </w:tc>
@@ -5177,7 +5380,7 @@
                 <w:sz w:val="20"/>
                 <w:szCs w:val="20"/>
               </w:rPr>
-              <w:t xml:space="preserve">Year 4–5 target</w:t>
+              <w:t>16-node target: Year 2</w:t>
             </w:r>
           </w:p>
         </w:tc>
@@ -5204,7 +5407,7 @@
                 <w:sz w:val="20"/>
                 <w:szCs w:val="20"/>
               </w:rPr>
-              <w:t xml:space="preserve">10–26</w:t>
+              <w:t>16</w:t>
             </w:r>
           </w:p>
         </w:tc>
@@ -5231,7 +5434,7 @@
                 <w:sz w:val="20"/>
                 <w:szCs w:val="20"/>
               </w:rPr>
-              <w:t xml:space="preserve">£35,000–£91,000</w:t>
+              <w:t>~£134,000/yr</w:t>
             </w:r>
           </w:p>
         </w:tc>
@@ -5258,7 +5461,7 @@
                 <w:sz w:val="20"/>
                 <w:szCs w:val="20"/>
               </w:rPr>
-              <w:t xml:space="preserve">£6,014→£0</w:t>
+              <w:t>£0 (repaid Oct 2031)</w:t>
             </w:r>
           </w:p>
         </w:tc>
@@ -5285,7 +5488,7 @@
                 <w:sz w:val="20"/>
                 <w:szCs w:val="20"/>
               </w:rPr>
-              <w:t xml:space="preserve">Loan repaid; £50k+ personal income</w:t>
+              <w:t>Matt and Darwin: ~£49,700/yr each (50/50 equity). Combined household: ~£99,400/yr. Both basic rate taxpayers. 1 node/month commissioning rate means 16-node target achievable within 18 months of first install.</w:t>
             </w:r>
           </w:p>
         </w:tc>
@@ -5307,7 +5510,7 @@
           <w:sz w:val="22"/>
           <w:szCs w:val="22"/>
         </w:rPr>
-        <w:t xml:space="preserve">From Year 3 onwards, both directors hold JIB Gold Cards, enabling all commissioning and G99 witness testing to be carried out in-house. At a 26-node fleet this saves approximately £52,000 in contractor costs compared to external electricians.</w:t>
+        <w:t>From Year 3 onwards, both directors hold JIB Gold Cards, enabling all commissioning and G99 witness testing to be carried out in-house. At a 16-node fleet this saves approximately £32,000 in contractor costs compared to external electricians. All 10 customer sites are pre-contracted — deployment is capital-constrained not demand-constrained..</w:t>
       </w:r>
     </w:p>
     <w:p>
@@ -5355,7 +5558,7 @@
           <w:sz w:val="22"/>
           <w:szCs w:val="22"/>
         </w:rPr>
-        <w:t xml:space="preserve">Current employment: NHS IT contractor, ending 24 October 2026 (voluntary redundancy)</w:t>
+        <w:t>Current employment: NHS IT, ending 24 October 2026 (departure via negotiated COT3 settlement agreement with UHS)</w:t>
       </w:r>
     </w:p>
     <w:p>
@@ -5374,7 +5577,7 @@
           <w:sz w:val="22"/>
           <w:szCs w:val="22"/>
         </w:rPr>
-        <w:t xml:space="preserve">Redundancy settlement: approximately £28,000 gross (~£22,000 net) — receivable October 2026, providing a personal financial runway of approximately 12–14 months at current living costs</w:t>
+        <w:t>COT3 settlement payment: gross £28,000 (12 weeks PILON plus accrued annual leave), all subject to income tax and employee NI. Estimated net approximately £18,000–£20,000; exact net confirmed on receipt (expected within 28 days of agreement date, September 2026). Split: approximately £12,000 retained personally as a debt-servicing bridge (existing credit commitments: £1,500/month, all payments current, no missed payments or defaults); £6,000 injected into Dovecote Systems as director loan to fund 3 additional Z15 miners. An existing director loan balance of £3,800 owed by Dovecote to the director will be repaid from company revenue, giving an effective personal bridge of approximately £15,800 (~10 months at £1,500/month).</w:t>
       </w:r>
     </w:p>
     <w:p>
@@ -5412,7 +5615,7 @@
           <w:sz w:val="22"/>
           <w:szCs w:val="22"/>
         </w:rPr>
-        <w:t xml:space="preserve">Loan repayments (£501/mo) will be serviced from the redundancy settlement in Year 1, transitioning to business revenue in Year 2</w:t>
+        <w:t>A 12-month capital repayment holiday has been requested. Year 1 cost is £156/mo (interest only at 7.5% p.a.). Full repayments of £501/month begin Month 13, funded from company trading revenue. Node-3 at full revenue generates £887/mo — the £501 repayment represents 54% of single-node income, reducing to under 6% of 10-node monthly revenue once operational.</w:t>
       </w:r>
     </w:p>
     <w:p>
@@ -5424,7 +5627,7 @@
           <w:sz w:val="22"/>
           <w:szCs w:val="22"/>
         </w:rPr>
-        <w:t xml:space="preserve">A completed Personal Survival Budget is attached separately.</w:t>
+        <w:t>Director wages of £900/month will be drawn from Dovecote from Month 3 (Node-3 live). Combined with settlement bridge drawdown (~£1,400/month to cover the gap between wages and existing debt obligations during ramp-up), total personal income covers all committed outgoings. Existing credit commitments (£1,500/month) remain fully serviced throughout.</w:t>
       </w:r>
     </w:p>
     <w:p>
@@ -5537,6 +5740,383 @@
       </w:pPr>
       <w:r>
         <w:t xml:space="preserve">9. Risk Assessment</w:t>
+      </w:r>
+    </w:p>
+    <w:p>
+      <w:pPr>
+        <w:spacing w:before="100" w:after="40"/>
+      </w:pPr>
+      <w:r>
+        <w:t xml:space="preserve">The following risks have been identified and mitigations are in place for each.</w:t>
+      </w:r>
+    </w:p>
+    <w:p>
+      <w:pPr>
+        <w:spacing w:before="160" w:after="40"/>
+      </w:pPr>
+      <w:r>
+        <w:rPr>
+          <w:b/>
+        </w:rPr>
+        <w:t>Revenue and Market Risk</w:t>
+      </w:r>
+    </w:p>
+    <w:p>
+      <w:pPr>
+        <w:spacing w:before="60" w:after="40"/>
+      </w:pPr>
+      <w:r>
+        <w:rPr>
+          <w:b/>
+        </w:rPr>
+        <w:t xml:space="preserve">Risk: </w:t>
+      </w:r>
+      <w:r>
+        <w:t xml:space="preserve">Agile tariff price spreads narrow or flexibility market rates fall, reducing trading income.</w:t>
+      </w:r>
+    </w:p>
+    <w:p>
+      <w:pPr>
+        <w:spacing w:before="60" w:after="40"/>
+      </w:pPr>
+      <w:r>
+        <w:rPr>
+          <w:b/>
+        </w:rPr>
+        <w:t xml:space="preserve">Likelihood: </w:t>
+      </w:r>
+      <w:r>
+        <w:t xml:space="preserve">Medium</w:t>
+      </w:r>
+    </w:p>
+    <w:p>
+      <w:pPr>
+        <w:spacing w:before="60" w:after="40"/>
+      </w:pPr>
+      <w:r>
+        <w:rPr>
+          <w:b/>
+        </w:rPr>
+        <w:t xml:space="preserve">Mitigation: </w:t>
+      </w:r>
+      <w:r>
+        <w:t xml:space="preserve">Two independent revenue streams operate simultaneously — arbitrage and grid flexibility. If one underperforms, the other compensates. Financial projections use a conservative 12-month historical backtest on real Octopus Agile prices. The UK government's 24GW storage target to 2030 reinforces long-term demand for grid flexibility assets.</w:t>
+      </w:r>
+    </w:p>
+    <w:p>
+      <w:pPr>
+        <w:spacing w:before="160" w:after="40"/>
+      </w:pPr>
+      <w:r>
+        <w:rPr>
+          <w:b/>
+        </w:rPr>
+        <w:t>Technology and Hardware Risk</w:t>
+      </w:r>
+    </w:p>
+    <w:p>
+      <w:pPr>
+        <w:spacing w:before="60" w:after="40"/>
+      </w:pPr>
+      <w:r>
+        <w:rPr>
+          <w:b/>
+        </w:rPr>
+        <w:t xml:space="preserve">Risk: </w:t>
+      </w:r>
+      <w:r>
+        <w:t xml:space="preserve">Inverter or battery failure causing extended revenue downtime.</w:t>
+      </w:r>
+    </w:p>
+    <w:p>
+      <w:pPr>
+        <w:spacing w:before="60" w:after="40"/>
+      </w:pPr>
+      <w:r>
+        <w:rPr>
+          <w:b/>
+        </w:rPr>
+        <w:t xml:space="preserve">Likelihood: </w:t>
+      </w:r>
+      <w:r>
+        <w:t xml:space="preserve">Low</w:t>
+      </w:r>
+    </w:p>
+    <w:p>
+      <w:pPr>
+        <w:spacing w:before="60" w:after="40"/>
+      </w:pPr>
+      <w:r>
+        <w:rPr>
+          <w:b/>
+        </w:rPr>
+        <w:t xml:space="preserve">Mitigation: </w:t>
+      </w:r>
+      <w:r>
+        <w:t xml:space="preserve">The FoxESS KH10.5 HV is a commercial-grade inverter with manufacturer warranty. Repurposed Nissan e-NV200 packs have proven longevity through 100,000+ cycle automotive use. The BMS monitors cell health continuously and isolates faults at pack level. Modular design allows individual pack replacement without full system shutdown.</w:t>
+      </w:r>
+    </w:p>
+    <w:p>
+      <w:pPr>
+        <w:spacing w:before="160" w:after="40"/>
+      </w:pPr>
+      <w:r>
+        <w:rPr>
+          <w:b/>
+        </w:rPr>
+        <w:t>Regulatory and Grid Connection Risk</w:t>
+      </w:r>
+    </w:p>
+    <w:p>
+      <w:pPr>
+        <w:spacing w:before="60" w:after="40"/>
+      </w:pPr>
+      <w:r>
+        <w:rPr>
+          <w:b/>
+        </w:rPr>
+        <w:t xml:space="preserve">Risk: </w:t>
+      </w:r>
+      <w:r>
+        <w:t xml:space="preserve">Changes to G99 requirements or SSEN connection terms affecting operations.</w:t>
+      </w:r>
+    </w:p>
+    <w:p>
+      <w:pPr>
+        <w:spacing w:before="60" w:after="40"/>
+      </w:pPr>
+      <w:r>
+        <w:rPr>
+          <w:b/>
+        </w:rPr>
+        <w:t xml:space="preserve">Likelihood: </w:t>
+      </w:r>
+      <w:r>
+        <w:t xml:space="preserve">Low</w:t>
+      </w:r>
+    </w:p>
+    <w:p>
+      <w:pPr>
+        <w:spacing w:before="60" w:after="40"/>
+      </w:pPr>
+      <w:r>
+        <w:rPr>
+          <w:b/>
+        </w:rPr>
+        <w:t xml:space="preserve">Mitigation: </w:t>
+      </w:r>
+      <w:r>
+        <w:t xml:space="preserve">Grid connection offer FJJ907/1 is legally accepted and binding — SSEN cannot withdraw without material breach. The ENA Connection and Use of System Code provides a stable regulatory framework. ElectronConnect registration is already secured and pre-approved for the next mini-competition window (21 September 2026).</w:t>
+      </w:r>
+    </w:p>
+    <w:p>
+      <w:pPr>
+        <w:spacing w:before="160" w:after="40"/>
+      </w:pPr>
+      <w:r>
+        <w:rPr>
+          <w:b/>
+        </w:rPr>
+        <w:t>Personal Income Risk During Loan Term</w:t>
+      </w:r>
+    </w:p>
+    <w:p>
+      <w:pPr>
+        <w:spacing w:before="60" w:after="40"/>
+      </w:pPr>
+      <w:r>
+        <w:rPr>
+          <w:b/>
+        </w:rPr>
+        <w:t xml:space="preserve">Risk: </w:t>
+      </w:r>
+      <w:r>
+        <w:t xml:space="preserve">Business revenue insufficient to service loan repayments in early months.</w:t>
+      </w:r>
+    </w:p>
+    <w:p>
+      <w:pPr>
+        <w:spacing w:before="60" w:after="40"/>
+      </w:pPr>
+      <w:r>
+        <w:rPr>
+          <w:b/>
+        </w:rPr>
+        <w:t xml:space="preserve">Likelihood: </w:t>
+      </w:r>
+      <w:r>
+        <w:t xml:space="preserve">Low</w:t>
+      </w:r>
+    </w:p>
+    <w:p>
+      <w:pPr>
+        <w:spacing w:before="60" w:after="40"/>
+      </w:pPr>
+      <w:r>
+        <w:rPr>
+          <w:b/>
+        </w:rPr>
+        <w:t>Mitigation: The director holds an estimated £18,000–£20,000 net from a signed COT3 settlement agreement (Brander v University Hospital Southampton NHS Foundation Trust, September 2026; gross £28,000 PILON and accrued holiday, subject to tax and NI). Split: approximately £12,000 personal bridge plus £3,800 existing director loan receivable from Dovecote = £15,800 effective personal bridge (covering ~10 months of existing debt commitments at £1,500/month); £6,000 director loan to Dovecote for 3 Z15 miners. All existing credit commitments are current — no missed payments or defaults. Node-3 generates £887/month from Month 3, with director wages (£900/month). 8 nodes by Month 8 generates £7,100/month company revenue, fully supporting increased director wages and debt servicing.</w:t>
+      </w:r>
+      <w:r/>
+    </w:p>
+    <w:p>
+      <w:pPr>
+        <w:spacing w:before="160" w:after="40"/>
+      </w:pPr>
+      <w:r>
+        <w:rPr>
+          <w:b/>
+        </w:rPr>
+        <w:t>Electrical Qualification Risk</w:t>
+      </w:r>
+    </w:p>
+    <w:p>
+      <w:pPr>
+        <w:spacing w:before="60" w:after="40"/>
+      </w:pPr>
+      <w:r>
+        <w:rPr>
+          <w:b/>
+        </w:rPr>
+        <w:t xml:space="preserve">Risk: </w:t>
+      </w:r>
+      <w:r>
+        <w:t xml:space="preserve">Fast-track training programme takes longer than 18 months or assessment is delayed.</w:t>
+      </w:r>
+    </w:p>
+    <w:p>
+      <w:pPr>
+        <w:spacing w:before="60" w:after="40"/>
+      </w:pPr>
+      <w:r>
+        <w:rPr>
+          <w:b/>
+        </w:rPr>
+        <w:t xml:space="preserve">Likelihood: </w:t>
+      </w:r>
+      <w:r>
+        <w:t xml:space="preserve">Low–Medium</w:t>
+      </w:r>
+    </w:p>
+    <w:p>
+      <w:pPr>
+        <w:spacing w:before="60" w:after="40"/>
+      </w:pPr>
+      <w:r>
+        <w:rPr>
+          <w:b/>
+        </w:rPr>
+        <w:t xml:space="preserve">Mitigation: </w:t>
+      </w:r>
+      <w:r>
+        <w:t xml:space="preserve">The business is fully viable without in-house electrical qualification. Node-3 commissioning uses an external qualified electrician at a known £2,000 cost. In-house qualification is a cost-saving enhancement to the scaling model, not a core dependency. External electricians remain available as fallback for all future nodes if qualification is delayed.</w:t>
+      </w:r>
+    </w:p>
+    <w:p>
+      <w:pPr>
+        <w:spacing w:before="160" w:after="40"/>
+      </w:pPr>
+      <w:r>
+        <w:rPr>
+          <w:b/>
+        </w:rPr>
+        <w:t>Fleet Scaling and Finance Risk</w:t>
+      </w:r>
+    </w:p>
+    <w:p>
+      <w:pPr>
+        <w:spacing w:before="60" w:after="40"/>
+      </w:pPr>
+      <w:r>
+        <w:rPr>
+          <w:b/>
+        </w:rPr>
+        <w:t xml:space="preserve">Risk: </w:t>
+      </w:r>
+      <w:r>
+        <w:t xml:space="preserve">Asset finance for Node-4 and beyond not secured on acceptable terms.</w:t>
+      </w:r>
+    </w:p>
+    <w:p>
+      <w:pPr>
+        <w:spacing w:before="60" w:after="40"/>
+      </w:pPr>
+      <w:r>
+        <w:rPr>
+          <w:b/>
+        </w:rPr>
+        <w:t xml:space="preserve">Likelihood: </w:t>
+      </w:r>
+      <w:r>
+        <w:t xml:space="preserve">Low</w:t>
+      </w:r>
+    </w:p>
+    <w:p>
+      <w:pPr>
+        <w:spacing w:before="60" w:after="40"/>
+      </w:pPr>
+      <w:r>
+        <w:rPr>
+          <w:b/>
+        </w:rPr>
+        <w:t xml:space="preserve">Mitigation: </w:t>
+      </w:r>
+      <w:r>
+        <w:t xml:space="preserve">Node-3 will have six months of live trading revenue data before the first asset finance application (~May 2027). Demonstrated revenue significantly strengthens the application. The SSAS pension loanback (up to £75,000) provides a secondary capital route entirely independent of commercial lenders.</w:t>
+      </w:r>
+    </w:p>
+    <w:p>
+      <w:pPr>
+        <w:spacing w:before="160" w:after="40"/>
+      </w:pPr>
+      <w:r>
+        <w:rPr>
+          <w:b/>
+        </w:rPr>
+        <w:t>Key Person Risk</w:t>
+      </w:r>
+    </w:p>
+    <w:p>
+      <w:pPr>
+        <w:spacing w:before="60" w:after="40"/>
+      </w:pPr>
+      <w:r>
+        <w:rPr>
+          <w:b/>
+        </w:rPr>
+        <w:t xml:space="preserve">Risk: </w:t>
+      </w:r>
+      <w:r>
+        <w:t xml:space="preserve">Both directors simultaneously unavailable due to illness or personal circumstances.</w:t>
+      </w:r>
+    </w:p>
+    <w:p>
+      <w:pPr>
+        <w:spacing w:before="60" w:after="40"/>
+      </w:pPr>
+      <w:r>
+        <w:rPr>
+          <w:b/>
+        </w:rPr>
+        <w:t xml:space="preserve">Likelihood: </w:t>
+      </w:r>
+      <w:r>
+        <w:t xml:space="preserve">Low</w:t>
+      </w:r>
+    </w:p>
+    <w:p>
+      <w:pPr>
+        <w:spacing w:before="60" w:after="40"/>
+      </w:pPr>
+      <w:r>
+        <w:rPr>
+          <w:b/>
+        </w:rPr>
+        <w:t xml:space="preserve">Mitigation: </w:t>
+      </w:r>
+      <w:r>
+        <w:t xml:space="preserve">The dispatch software operates autonomously — all battery charging and discharging is fully automated with no daily director intervention required. Aggregator partners manage all market trading independently. The two-director structure distributes technical, commercial, and operational responsibilities so no single point of failure exists.</w:t>
       </w:r>
     </w:p>
     <w:tbl>
@@ -6049,7 +6629,7 @@
                 <w:sz w:val="20"/>
                 <w:szCs w:val="20"/>
               </w:rPr>
-              <w:t xml:space="preserve">~£22k net redundancy settlement covers 43 months of £501/mo repayments independently of business revenue</w:t>
+              <w:t>~£15,800 effective personal bridge (£12k settlement + £3.8k director loan repayable from Dovecote) covers 10+ months of £1,500/month debt commitments independently of business revenue</w:t>
             </w:r>
           </w:p>
         </w:tc>
@@ -6138,11 +6718,6 @@
         </w:tc>
       </w:tr>
     </w:tbl>
-    <w:p>
-      <w:pPr>
-        <w:spacing w:before="200"/>
-      </w:pPr>
-    </w:p>
     <w:p>
       <w:pPr>
         <w:pStyle w:val="Heading1"/>
